--- a/contents/battle-workbook/secuops-w14.docx
+++ b/contents/battle-workbook/secuops-w14.docx
@@ -415,7 +415,7 @@
         </w:rPr>
         <w:t>curl -s -A "nikto/2.1.5" -H "Host: dvwa.6v6.lab" \</w:t>
         <w:br/>
-        <w:t xml:space="preserve">  "http://&lt;대상_공개IP&gt;/?id=ct14r1-kim-probe"</w:t>
+        <w:t xml:space="preserve">  "http://192.168.0.161/?id=ct14r1-kim-probe"</w:t>
       </w:r>
     </w:p>
     <w:p>
@@ -523,7 +523,7 @@
           <w:b/>
           <w:sz w:val="22"/>
         </w:rPr>
-        <w:t>▶ 실행 결과 화면 (스크린샷 붙여넣기)</w:t>
+        <w:t>▶ 실행 결과 (출력/스크린샷)</w:t>
       </w:r>
     </w:p>
     <w:tbl>
@@ -557,7 +557,7 @@
                 <w:color w:val="AAAAAA"/>
                 <w:sz w:val="18"/>
               </w:rPr>
-              <w:t>여기에 결과 스크린샷을 붙여넣으세요 (커서를 두고 Ctrl+V)</w:t>
+              <w:t>여기에 결과 출력을 적거나 스크린샷을 붙여넣으세요 (커서를 두고 Ctrl+V)</w:t>
             </w:r>
           </w:p>
         </w:tc>
@@ -882,7 +882,7 @@
           <w:b/>
           <w:sz w:val="22"/>
         </w:rPr>
-        <w:t>▶ 실행 결과 화면 (스크린샷 붙여넣기)</w:t>
+        <w:t>▶ 실행 결과 (출력/스크린샷)</w:t>
       </w:r>
     </w:p>
     <w:tbl>
@@ -916,7 +916,7 @@
                 <w:color w:val="AAAAAA"/>
                 <w:sz w:val="18"/>
               </w:rPr>
-              <w:t>여기에 결과 스크린샷을 붙여넣으세요 (커서를 두고 Ctrl+V)</w:t>
+              <w:t>여기에 결과 출력을 적거나 스크린샷을 붙여넣으세요 (커서를 두고 Ctrl+V)</w:t>
             </w:r>
           </w:p>
         </w:tc>
@@ -1150,7 +1150,7 @@
           <w:b/>
           <w:sz w:val="22"/>
         </w:rPr>
-        <w:t>▶ 실행 결과 화면 (스크린샷 붙여넣기)</w:t>
+        <w:t>▶ 실행 결과 (출력/스크린샷)</w:t>
       </w:r>
     </w:p>
     <w:tbl>
@@ -1184,7 +1184,7 @@
                 <w:color w:val="AAAAAA"/>
                 <w:sz w:val="18"/>
               </w:rPr>
-              <w:t>여기에 결과 스크린샷을 붙여넣으세요 (커서를 두고 Ctrl+V)</w:t>
+              <w:t>여기에 결과 출력을 적거나 스크린샷을 붙여넣으세요 (커서를 두고 Ctrl+V)</w:t>
             </w:r>
           </w:p>
         </w:tc>
@@ -1523,7 +1523,7 @@
           <w:b/>
           <w:sz w:val="22"/>
         </w:rPr>
-        <w:t>▶ 실행 결과 화면 (스크린샷 붙여넣기)</w:t>
+        <w:t>▶ 실행 결과 (출력/스크린샷)</w:t>
       </w:r>
     </w:p>
     <w:tbl>
@@ -1557,7 +1557,7 @@
                 <w:color w:val="AAAAAA"/>
                 <w:sz w:val="18"/>
               </w:rPr>
-              <w:t>여기에 결과 스크린샷을 붙여넣으세요 (커서를 두고 Ctrl+V)</w:t>
+              <w:t>여기에 결과 출력을 적거나 스크린샷을 붙여넣으세요 (커서를 두고 Ctrl+V)</w:t>
             </w:r>
           </w:p>
         </w:tc>
@@ -1814,7 +1814,7 @@
           <w:b/>
           <w:sz w:val="22"/>
         </w:rPr>
-        <w:t>▶ 실행 결과 화면 (스크린샷 붙여넣기)</w:t>
+        <w:t>▶ 실행 결과 (출력/스크린샷)</w:t>
       </w:r>
     </w:p>
     <w:tbl>
@@ -1848,7 +1848,7 @@
                 <w:color w:val="AAAAAA"/>
                 <w:sz w:val="18"/>
               </w:rPr>
-              <w:t>여기에 결과 스크린샷을 붙여넣으세요 (커서를 두고 Ctrl+V)</w:t>
+              <w:t>여기에 결과 출력을 적거나 스크린샷을 붙여넣으세요 (커서를 두고 Ctrl+V)</w:t>
             </w:r>
           </w:p>
         </w:tc>
@@ -2149,7 +2149,7 @@
           <w:b/>
           <w:sz w:val="22"/>
         </w:rPr>
-        <w:t>▶ 실행 결과 화면 (스크린샷 붙여넣기)</w:t>
+        <w:t>▶ 실행 결과 (출력/스크린샷)</w:t>
       </w:r>
     </w:p>
     <w:tbl>
@@ -2183,7 +2183,7 @@
                 <w:color w:val="AAAAAA"/>
                 <w:sz w:val="18"/>
               </w:rPr>
-              <w:t>여기에 결과 스크린샷을 붙여넣으세요 (커서를 두고 Ctrl+V)</w:t>
+              <w:t>여기에 결과 출력을 적거나 스크린샷을 붙여넣으세요 (커서를 두고 Ctrl+V)</w:t>
             </w:r>
           </w:p>
         </w:tc>
@@ -2432,7 +2432,7 @@
           <w:b/>
           <w:sz w:val="22"/>
         </w:rPr>
-        <w:t>▶ 실행 결과 화면 (스크린샷 붙여넣기)</w:t>
+        <w:t>▶ 실행 결과 (출력/스크린샷)</w:t>
       </w:r>
     </w:p>
     <w:tbl>
@@ -2466,7 +2466,7 @@
                 <w:color w:val="AAAAAA"/>
                 <w:sz w:val="18"/>
               </w:rPr>
-              <w:t>여기에 결과 스크린샷을 붙여넣으세요 (커서를 두고 Ctrl+V)</w:t>
+              <w:t>여기에 결과 출력을 적거나 스크린샷을 붙여넣으세요 (커서를 두고 Ctrl+V)</w:t>
             </w:r>
           </w:p>
         </w:tc>

--- a/contents/battle-workbook/secuops-w14.docx
+++ b/contents/battle-workbook/secuops-w14.docx
@@ -413,7 +413,7 @@
           <w:rFonts w:ascii="Consolas" w:hAnsi="Consolas"/>
           <w:sz w:val="19"/>
         </w:rPr>
-        <w:t>curl -s -A "nikto/2.1.5" -H "Host: dvwa.6v6.lab" \</w:t>
+        <w:t>curl -s -A "nikto/2.1.5" -H "Host: dvwa.el34.lab" \</w:t>
         <w:br/>
         <w:t xml:space="preserve">  "http://192.168.0.161/?id=ct14r1-kim-probe"</w:t>
       </w:r>
